--- a/manuscript/Paper2_Babalola.docx
+++ b/manuscript/Paper2_Babalola.docx
@@ -445,7 +445,7 @@
         <w:pStyle w:val="BodyText"/>
       </w:pPr>
       <w:r>
-        <w:t xml:space="preserve">The two are not interchangeable. Cylus et al. (2018) show that they give materially different pictures of who is affected in Europe, and that the choice of denominator drives both the level and the distribution of measured hardship. Quintal (2019) makes the related point that incidence and inequality in catastrophic spending can move in opposite directions, so that a falling headcount can conceal a worsening distribution. Wagstaff and van Doorslaer (2003) introduced the overshoot measures that separate how many households cross a threshold from how far past it they go, and O’Donnell et al. (2008) codified the survey-based estimation of both. Erreygers (2009) supplies the correction required when the outcome is binary and its mean is far from one half, as it is here. Shrime et al. (2015) illustrate how sensitive cross-country comparisons are to these choices.</w:t>
+        <w:t xml:space="preserve">The two are not interchangeable. Cylus et al. (2018) show that they give materially different pictures of who is affected in Europe, and that the choice of denominator drives both the level and the distribution of measured hardship. Quintal (2019), analysing three waves of Portuguese household budget data on the capacity-to-pay definition, argues that incidence alone is an inadequate summary and that the distribution of catastrophic spending has to be reported alongside it. Wagstaff and van Doorslaer (2003) introduced the overshoot measures that separate how many households cross a threshold from how far past it they go, and O’Donnell et al. (2008) codified the survey-based estimation of both. Erreygers (2009) supplies the correction required when the outcome is binary and its mean is far from one half, as it is here. Shrime et al. (2015) illustrate how sensitive cross-country comparisons are to these choices.</w:t>
       </w:r>
     </w:p>
     <w:p>
@@ -471,7 +471,7 @@
         <w:pStyle w:val="FirstParagraph"/>
       </w:pPr>
       <w:r>
-        <w:t xml:space="preserve">The obstacle to universal coverage in most low- and middle-income countries is not the formal sector but everyone else. Onasanya (2020) frames the problem for the informal economy specifically: contributions cannot be collected through payroll, enrolment is voluntary in practice whatever the statute says, and voluntary enrolment selects. Community-based health insurance has been the most common institutional answer. Artignan and Bellanger’s (2021) rapid review of sub-Saharan African schemes finds consistent evidence that community-based insurance increases utilisation among those who join, but persistently low enrolment and weak financial protection at the scheme level — a pattern consistent with small, adversely selected pools.</w:t>
+        <w:t xml:space="preserve">The obstacle to universal coverage in most low- and middle-income countries is not the formal sector but everyone else. Onasanya (2020) frames the problem for the informal economy specifically: contributions cannot be collected through payroll, enrolment is voluntary in practice whatever the statute says, and voluntary enrolment selects. Community-based health insurance has been the most common institutional answer. Artignan and Bellanger (2021) review sixteen studies of sub-Saharan African schemes, examining their effect on the use of health services and on equity in use between socio-economic groups; their framing treats community-based insurance as a risk-pooling mechanism for populations with no access to formal insurance, which is precisely the population priced here.</w:t>
       </w:r>
     </w:p>
     <w:p>
@@ -479,7 +479,7 @@
         <w:pStyle w:val="BodyText"/>
       </w:pPr>
       <w:r>
-        <w:t xml:space="preserve">Willingness-to-pay studies map the affordability constraint directly. Jofre-Bonet and Kamara (2018) elicit willingness to pay for health insurance among informal workers in Sierra Leone and find it well below the actuarial cost of a meaningful benefit package. Our affordability analysis reaches the same conclusion for Nigeria by a different route: rather than eliciting stated willingness, we compare a modelled premium with observed consumption.</w:t>
+        <w:t xml:space="preserve">Willingness-to-pay studies map the affordability constraint from the demand side. Jofre-Bonet and Kamara (2018) elicit willingness to pay for health insurance among informal workers in Sierra Leone and find a mean of about USD 3.6 per adult per month, close to 5% of average monthly business income; they conclude that a premium could be set at roughly that level. Notably, they do not cost the benefit package such a premium would have to fund. That is the missing half of the calculation, and it is the half this paper supplies: a willingness-to-pay figure and an actuarial price are only comparable once both are on the table, and the gap between them is the subsidy. Our affordability ceiling of 5% of consumption turns out to sit almost exactly where their elicited willingness to pay does, which is some reassurance that the convention is not arbitrary.</w:t>
       </w:r>
     </w:p>
     <w:bookmarkEnd w:id="13"/>
@@ -505,7 +505,7 @@
         <w:pStyle w:val="BodyText"/>
       </w:pPr>
       <w:r>
-        <w:t xml:space="preserve">The demand response to insurance is the parameter that most affects a price. The RAND Health Insurance Experiment (Manning et al. 1987) remains the reference randomised estimate, giving an arc elasticity near −0.2. Boes and Gerfin (2015) provide more recent quasi-experimental evidence that full insurance raises utilisation substantially at the lower end of the spending distribution, which is the part of the distribution that matters most for a basic package. We take −0.2 as the central case and test a range.</w:t>
+        <w:t xml:space="preserve">The demand response to insurance is the parameter that most affects a price. The RAND Health Insurance Experiment (Manning et al. 1987) remains the reference randomised estimate, giving an arc elasticity near −0.2. Boes and Gerfin (2016) provide more recent quasi-experimental evidence from a Swiss policy change that removed zero cost-sharing, estimating an elasticity of about −0.14 together with a significant increase in the probability of generating any cost at all. The extensive-margin response matters most for a basic package, whose value to a household lies largely in making a first contact affordable. Their −0.14 is smaller in magnitude than the −0.20 we adopt as the central case, so it would imply a lower premium; both lie inside the −0.10 to −0.35 range tested in Table 8.</w:t>
       </w:r>
     </w:p>
     <w:bookmarkEnd w:id="14"/>
@@ -2995,7 +2995,31 @@
         <w:t xml:space="preserve"> </w:t>
       </w:r>
       <w:r>
-        <w:t xml:space="preserve">and to 3.7% on the capacity-to-pay measure (a 67.4% reduction). Subsidising only the vulnerable group — the bottom two quintiles of informal households — achieves a 26.2% reduction at the 10% threshold and a 34.8% reduction on the capacity-to-pay measure, at a fraction of the cost.</w:t>
+        <w:t xml:space="preserve">and to 3.7% on the capacity-to-pay measure (a 67.4% reduction).</w:t>
+      </w:r>
+    </w:p>
+    <w:p>
+      <w:pPr>
+        <w:pStyle w:val="BodyText"/>
+      </w:pPr>
+      <w:r>
+        <w:t xml:space="preserve">One feature of these numbers needs stating, because it looks like an error and is instead a property of the indicator. On the out-of-pocket-only basis the</w:t>
+      </w:r>
+      <w:r>
+        <w:t xml:space="preserve"> </w:t>
+      </w:r>
+      <w:r>
+        <w:rPr>
+          <w:i/>
+          <w:iCs/>
+        </w:rPr>
+        <w:t xml:space="preserve">contributory</w:t>
+      </w:r>
+      <w:r>
+        <w:t xml:space="preserve"> </w:t>
+      </w:r>
+      <w:r>
+        <w:t xml:space="preserve">scheme appears marginally better than the fully subsidised one (5.4% against 5.6%). The two scenarios cover exactly the same people and leave exactly the same out-of-pocket payments; the difference is entirely in the denominator. A premium is consumption expenditure — the survey’s own non-food module records it as such — so charging ₦8,571 enlarges total consumption while leaving out-of-pocket spending untouched, and the ratio falls. Measured on what households actually pay, the ranking reverses and the gap is wide: 12.9% against 5.6%. This is the sharpest illustration in the paper of why SDG 3.8.2, which counts only out-of-pocket payments, can record an improvement in financial protection that a household would not recognise as one. Subsidising only the vulnerable group — the bottom two quintiles of informal households — achieves a 26.2% reduction at the 10% threshold and a 34.8% reduction on the capacity-to-pay measure, at a fraction of the cost.</w:t>
       </w:r>
     </w:p>
     <w:p>
@@ -3276,7 +3300,7 @@
         <w:t xml:space="preserve"> </w:t>
       </w:r>
       <w:r>
-        <w:t xml:space="preserve">The counterfactual is an accounting simulation, not a causal estimate; it holds total consumption fixed, applies a single elasticity from a US experiment conducted four decades ago, and assumes the benefit package is delivered as specified. Boes and Gerfin (2015) suggest the response at the low end of the spending distribution may be larger than the RAND average, which would raise the premium. The benefit-package parameters are assumptions, not the NHIA’s published schedule, and should be replaced when that schedule becomes available. Out-of-pocket spending is measured from a four-week window for outpatient care, and the annualiser is the paper’s largest single uncertainty. The consumption denominator is reconstructed and recovers 87% of wave 4’s published aggregate, so consumption levels — and therefore poverty headcounts — should be treated as approximate. Households that forgo care entirely appear as zero spenders, so all catastrophic-expenditure measures understate unmet need; the 149% claims uplift we find under strong adverse selection is a modelled scenario, not an observed take-up pattern. Finally, although wave 5 does measure who holds insurance, observed coverage is far too thin — 107 households in total — to identify the effect of coverage on spending, so the counterfactual assigns coverage rather than estimating its effect from those who have it.</w:t>
+        <w:t xml:space="preserve">The counterfactual is an accounting simulation, not a causal estimate; it holds total consumption fixed, applies a single elasticity from a US experiment conducted four decades ago, and assumes the benefit package is delivered as specified. Boes and Gerfin’s (2016) elasticity of −0.14 is smaller in magnitude than the −0.20 we adopt, so on their estimate the premium would be lower; the extensive-margin shift they also report points the other way. The benefit-package parameters are assumptions, not the NHIA’s published schedule, and should be replaced when that schedule becomes available. Out-of-pocket spending is measured from a four-week window for outpatient care, and the annualiser is the paper’s largest single uncertainty. The consumption denominator is reconstructed and recovers 87% of wave 4’s published aggregate, so consumption levels — and therefore poverty headcounts — should be treated as approximate. Households that forgo care entirely appear as zero spenders, so all catastrophic-expenditure measures understate unmet need; the 149% claims uplift we find under strong adverse selection is a modelled scenario, not an observed take-up pattern. Finally, although wave 5 does measure who holds insurance, observed coverage is far too thin — 107 households in total — to identify the effect of coverage on spending, so the counterfactual assigns coverage rather than estimating its effect from those who have it.</w:t>
       </w:r>
     </w:p>
     <w:bookmarkEnd w:id="54"/>
@@ -3610,7 +3634,7 @@
         </w:numPr>
       </w:pPr>
       <w:r>
-        <w:t xml:space="preserve">Boes, S., &amp; Gerfin, M. (2015). Does full insurance increase the demand for health care?</w:t>
+        <w:t xml:space="preserve">Boes, S., &amp; Gerfin, M. (2016). Does full insurance increase the demand for health care?</w:t>
       </w:r>
       <w:r>
         <w:t xml:space="preserve"> </w:t>
@@ -27225,29 +27249,29 @@
               <w:pStyle w:val="Compact"/>
             </w:pPr>
             <w:r>
-              <w:t xml:space="preserve">Portugal</w:t>
-            </w:r>
-          </w:p>
-        </w:tc>
-        <w:tc>
-          <w:tcPr/>
-          <w:p>
-            <w:pPr>
-              <w:pStyle w:val="Compact"/>
-            </w:pPr>
-            <w:r>
-              <w:t xml:space="preserve">Incidence vs concentration</w:t>
-            </w:r>
-          </w:p>
-        </w:tc>
-        <w:tc>
-          <w:tcPr/>
-          <w:p>
-            <w:pPr>
-              <w:pStyle w:val="Compact"/>
-            </w:pPr>
-            <w:r>
-              <w:t xml:space="preserve">Headcount and inequality can move oppositely</w:t>
+              <w:t xml:space="preserve">Portugal, 3 HBS waves</w:t>
+            </w:r>
+          </w:p>
+        </w:tc>
+        <w:tc>
+          <w:tcPr/>
+          <w:p>
+            <w:pPr>
+              <w:pStyle w:val="Compact"/>
+            </w:pPr>
+            <w:r>
+              <w:t xml:space="preserve">CTP-based CHE, incidence and distribution</w:t>
+            </w:r>
+          </w:p>
+        </w:tc>
+        <w:tc>
+          <w:tcPr/>
+          <w:p>
+            <w:pPr>
+              <w:pStyle w:val="Compact"/>
+            </w:pPr>
+            <w:r>
+              <w:t xml:space="preserve">Distribution must be reported alongside incidence</w:t>
             </w:r>
           </w:p>
         </w:tc>
@@ -27681,7 +27705,7 @@
               <w:pStyle w:val="Compact"/>
             </w:pPr>
             <w:r>
-              <w:t xml:space="preserve">Sub-Saharan Africa</w:t>
+              <w:t xml:space="preserve">Sub-Saharan Africa, 16 studies</w:t>
             </w:r>
           </w:p>
         </w:tc>
@@ -27703,7 +27727,7 @@
               <w:pStyle w:val="Compact"/>
             </w:pPr>
             <w:r>
-              <w:t xml:space="preserve">Utilisation rises; population protection does not</w:t>
+              <w:t xml:space="preserve">Reviews effect on service use and equity in use</w:t>
             </w:r>
           </w:p>
         </w:tc>
@@ -27795,7 +27819,7 @@
               <w:pStyle w:val="Compact"/>
             </w:pPr>
             <w:r>
-              <w:t xml:space="preserve">Sierra Leone</w:t>
+              <w:t xml:space="preserve">Sierra Leone informal sector</w:t>
             </w:r>
           </w:p>
         </w:tc>
@@ -27817,18 +27841,18 @@
               <w:pStyle w:val="Compact"/>
             </w:pPr>
             <w:r>
-              <w:t xml:space="preserve">WTP far below actuarial cost</w:t>
-            </w:r>
-          </w:p>
-        </w:tc>
-        <w:tc>
-          <w:tcPr/>
-          <w:p>
-            <w:pPr>
-              <w:pStyle w:val="Compact"/>
-            </w:pPr>
-            <w:r>
-              <w:t xml:space="preserve">No supply-side price, no solvency</w:t>
+              <w:t xml:space="preserve">Mean WTP ≈ USD 3.6/month, ≈5% of business income</w:t>
+            </w:r>
+          </w:p>
+        </w:tc>
+        <w:tc>
+          <w:tcPr/>
+          <w:p>
+            <w:pPr>
+              <w:pStyle w:val="Compact"/>
+            </w:pPr>
+            <w:r>
+              <w:t xml:space="preserve">Does not cost the package the premium must fund</w:t>
             </w:r>
           </w:p>
         </w:tc>
@@ -28012,7 +28036,7 @@
               <w:pStyle w:val="Compact"/>
             </w:pPr>
             <w:r>
-              <w:t xml:space="preserve">Boes &amp; Gerfin (2015)</w:t>
+              <w:t xml:space="preserve">Boes &amp; Gerfin (2016)</w:t>
             </w:r>
           </w:p>
         </w:tc>
@@ -28034,18 +28058,18 @@
               <w:pStyle w:val="Compact"/>
             </w:pPr>
             <w:r>
-              <w:t xml:space="preserve">Quasi-experiment</w:t>
-            </w:r>
-          </w:p>
-        </w:tc>
-        <w:tc>
-          <w:tcPr/>
-          <w:p>
-            <w:pPr>
-              <w:pStyle w:val="Compact"/>
-            </w:pPr>
-            <w:r>
-              <w:t xml:space="preserve">Full insurance raises low-end utilisation</w:t>
+              <w:t xml:space="preserve">Non-linear diff-in-diff</w:t>
+            </w:r>
+          </w:p>
+        </w:tc>
+        <w:tc>
+          <w:tcPr/>
+          <w:p>
+            <w:pPr>
+              <w:pStyle w:val="Compact"/>
+            </w:pPr>
+            <w:r>
+              <w:t xml:space="preserve">Elasticity ≈ −0.14; more people generate any cost</w:t>
             </w:r>
           </w:p>
         </w:tc>

--- a/manuscript/Paper2_Babalola.docx
+++ b/manuscript/Paper2_Babalola.docx
@@ -3380,28 +3380,6 @@
       </w:r>
       <w:r>
         <w:t xml:space="preserve">Complete, seeded reproduction code in Python at https://github.com/tosin-babs/nigeria-health-protection-gap; see the repository README for the script order and environment. The full pipeline runs end to end from the raw survey files in about eight minutes.</w:t>
-      </w:r>
-    </w:p>
-    <w:p>
-      <w:pPr>
-        <w:pStyle w:val="BodyText"/>
-      </w:pPr>
-      <w:r>
-        <w:rPr>
-          <w:b/>
-          <w:bCs/>
-        </w:rPr>
-        <w:t xml:space="preserve">Funding.</w:t>
-      </w:r>
-      <w:r>
-        <w:t xml:space="preserve"> </w:t>
-      </w:r>
-      <w:r>
-        <w:rPr>
-          <w:i/>
-          <w:iCs/>
-        </w:rPr>
-        <w:t xml:space="preserve">[to be completed]</w:t>
       </w:r>
     </w:p>
     <w:p>

--- a/manuscript/Paper2_Babalola.docx
+++ b/manuscript/Paper2_Babalola.docx
@@ -42,6 +42,56 @@
       </w:pPr>
       <w:r>
         <w:t xml:space="preserve">¹ Department of Actuarial Science and Quantitative Risk Analysis and Management, Georgia State University, Atlanta, GA, USA. obabalola4@student.gsu.edu</w:t>
+      </w:r>
+    </w:p>
+    <w:p>
+      <w:pPr>
+        <w:pStyle w:val="BodyText"/>
+      </w:pPr>
+      <w:r>
+        <w:rPr>
+          <w:b/>
+          <w:bCs/>
+        </w:rPr>
+        <w:t xml:space="preserve">Word count.</w:t>
+      </w:r>
+      <w:r>
+        <w:t xml:space="preserve"> </w:t>
+      </w:r>
+      <w:r>
+        <w:t xml:space="preserve">About 5,500 excluding abstract, tables and references.</w:t>
+      </w:r>
+      <w:r>
+        <w:t xml:space="preserve"> </w:t>
+      </w:r>
+      <w:r>
+        <w:rPr>
+          <w:b/>
+          <w:bCs/>
+        </w:rPr>
+        <w:t xml:space="preserve">Figures.</w:t>
+      </w:r>
+      <w:r>
+        <w:t xml:space="preserve"> </w:t>
+      </w:r>
+      <w:r>
+        <w:t xml:space="preserve">6.</w:t>
+      </w:r>
+      <w:r>
+        <w:t xml:space="preserve"> </w:t>
+      </w:r>
+      <w:r>
+        <w:rPr>
+          <w:b/>
+          <w:bCs/>
+        </w:rPr>
+        <w:t xml:space="preserve">Tables.</w:t>
+      </w:r>
+      <w:r>
+        <w:t xml:space="preserve"> </w:t>
+      </w:r>
+      <w:r>
+        <w:t xml:space="preserve">8 in text, 12 in appendix.</w:t>
       </w:r>
     </w:p>
     <w:p>

--- a/manuscript/Paper2_Babalola.docx
+++ b/manuscript/Paper2_Babalola.docx
@@ -60,38 +60,6 @@
       </w:r>
       <w:r>
         <w:t xml:space="preserve">About 5,500 excluding abstract, tables and references.</w:t>
-      </w:r>
-      <w:r>
-        <w:t xml:space="preserve"> </w:t>
-      </w:r>
-      <w:r>
-        <w:rPr>
-          <w:b/>
-          <w:bCs/>
-        </w:rPr>
-        <w:t xml:space="preserve">Figures.</w:t>
-      </w:r>
-      <w:r>
-        <w:t xml:space="preserve"> </w:t>
-      </w:r>
-      <w:r>
-        <w:t xml:space="preserve">6.</w:t>
-      </w:r>
-      <w:r>
-        <w:t xml:space="preserve"> </w:t>
-      </w:r>
-      <w:r>
-        <w:rPr>
-          <w:b/>
-          <w:bCs/>
-        </w:rPr>
-        <w:t xml:space="preserve">Tables.</w:t>
-      </w:r>
-      <w:r>
-        <w:t xml:space="preserve"> </w:t>
-      </w:r>
-      <w:r>
-        <w:t xml:space="preserve">8 in text, 12 in appendix.</w:t>
       </w:r>
     </w:p>
     <w:p>

--- a/manuscript/Paper2_Babalola.docx
+++ b/manuscript/Paper2_Babalola.docx
@@ -59,7 +59,7 @@
         <w:t xml:space="preserve"> </w:t>
       </w:r>
       <w:r>
-        <w:t xml:space="preserve">About 5,500 excluding abstract, tables and references.</w:t>
+        <w:t xml:space="preserve">5,457 excluding abstract, tables and references.</w:t>
       </w:r>
     </w:p>
     <w:p>

--- a/manuscript/Paper2_Babalola.docx
+++ b/manuscript/Paper2_Babalola.docx
@@ -1302,24 +1302,6 @@
       </w:r>
       <w:r>
         <w:t xml:space="preserve">The analysis uses de-identified secondary survey data and did not require ethical approval.</w:t>
-      </w:r>
-    </w:p>
-    <w:p>
-      <w:pPr>
-        <w:pStyle w:val="BodyText"/>
-      </w:pPr>
-      <w:r>
-        <w:rPr>
-          <w:b/>
-          <w:bCs/>
-        </w:rPr>
-        <w:t xml:space="preserve">AI-assistance disclosure.</w:t>
-      </w:r>
-      <w:r>
-        <w:t xml:space="preserve"> </w:t>
-      </w:r>
-      <w:r>
-        <w:t xml:space="preserve">Generative AI (Claude, Anthropic) was used to assist with code development, code review and language editing. The author designed the study, specified all models and parameters, verified and interpreted all results, and takes full responsibility for the content. AI systems are not authors and are not listed as such.</w:t>
       </w:r>
     </w:p>
     <w:p>

--- a/manuscript/Paper2_Babalola.docx
+++ b/manuscript/Paper2_Babalola.docx
@@ -35,13 +35,50 @@
         </w:rPr>
         <w:t xml:space="preserve">(corresponding author)</w:t>
       </w:r>
+      <w:r>
+        <w:t xml:space="preserve">,</w:t>
+      </w:r>
+      <w:r>
+        <w:t xml:space="preserve"> </w:t>
+      </w:r>
+      <w:r>
+        <w:rPr>
+          <w:b/>
+          <w:bCs/>
+        </w:rPr>
+        <w:t xml:space="preserve">Oluwakemi Elizabeth Iroko</w:t>
+      </w:r>
+      <w:r>
+        <w:t xml:space="preserve">²,</w:t>
+      </w:r>
+      <w:r>
+        <w:t xml:space="preserve"> </w:t>
+      </w:r>
+      <w:r>
+        <w:rPr>
+          <w:b/>
+          <w:bCs/>
+        </w:rPr>
+        <w:t xml:space="preserve">Oluwakemi Oyinlade</w:t>
+      </w:r>
+      <w:r>
+        <w:t xml:space="preserve">¹</w:t>
+      </w:r>
     </w:p>
     <w:p>
       <w:pPr>
         <w:pStyle w:val="BodyText"/>
       </w:pPr>
       <w:r>
-        <w:t xml:space="preserve">¹ Department of Actuarial Science and Quantitative Risk Analysis and Management, Georgia State University, Atlanta, GA, USA. obabalola4@student.gsu.edu</w:t>
+        <w:t xml:space="preserve">¹ Department of Actuarial Science, University of Lagos, Lagos, Nigeria. obabalola4@student.gsu.edu</w:t>
+      </w:r>
+    </w:p>
+    <w:p>
+      <w:pPr>
+        <w:pStyle w:val="BodyText"/>
+      </w:pPr>
+      <w:r>
+        <w:t xml:space="preserve">² Department of Chemistry, University of Jos, Jos, Nigeria.</w:t>
       </w:r>
     </w:p>
     <w:p>
@@ -1319,7 +1356,40 @@
         <w:t xml:space="preserve"> </w:t>
       </w:r>
       <w:r>
-        <w:t xml:space="preserve">Oluwatosin Dorcas Babalola: conceptualization, methodology, software, formal analysis, data curation, writing (original draft, review and editing).</w:t>
+        <w:rPr>
+          <w:b/>
+          <w:bCs/>
+        </w:rPr>
+        <w:t xml:space="preserve">Oluwatosin Dorcas Babalola</w:t>
+      </w:r>
+      <w:r>
+        <w:t xml:space="preserve">: conceptualization, methodology, software, formal analysis, data curation, writing (original draft, review and editing).</w:t>
+      </w:r>
+      <w:r>
+        <w:t xml:space="preserve"> </w:t>
+      </w:r>
+      <w:r>
+        <w:rPr>
+          <w:b/>
+          <w:bCs/>
+        </w:rPr>
+        <w:t xml:space="preserve">Oluwakemi Elizabeth Iroko</w:t>
+      </w:r>
+      <w:r>
+        <w:t xml:space="preserve">: roles to be confirmed by the authors.</w:t>
+      </w:r>
+      <w:r>
+        <w:t xml:space="preserve"> </w:t>
+      </w:r>
+      <w:r>
+        <w:rPr>
+          <w:b/>
+          <w:bCs/>
+        </w:rPr>
+        <w:t xml:space="preserve">Oluwakemi Oyinlade</w:t>
+      </w:r>
+      <w:r>
+        <w:t xml:space="preserve">: roles to be confirmed by the authors.</w:t>
       </w:r>
     </w:p>
     <w:p>

--- a/manuscript/Paper2_Babalola.docx
+++ b/manuscript/Paper2_Babalola.docx
@@ -227,7 +227,7 @@
         <w:pStyle w:val="FirstParagraph"/>
       </w:pPr>
       <w:r>
-        <w:t xml:space="preserve">Out-of-pocket payments financed 71.9% of Nigeria’s current health expenditure in 2023, among the highest shares recorded anywhere (WHO Global Health Expenditure Database). The National Health Insurance Authority (NHIA) Act 2022 was meant to change this: it makes health insurance mandatory, requires every state to run a scheme, obliges employers with five or more staff to enroll their workers, and creates a Vulnerable Group Fund to pay for those who cannot pay for themselves (Federal Republic of Nigeria 2022). Four years on, the Authority reports about 22 million enrollees, under 10% of the population, and informal employment stands at 93.0% of all employment (National Bureau of Statistics 2024). In the 2023/24 survey year analyzed here, 1.07% of individuals held health insurance.</w:t>
+        <w:t xml:space="preserve">Out-of-pocket payments financed 71.9% of Nigeria’s current health expenditure in 2023, among the highest shares recorded anywhere (WHO Global Health Expenditure Database). The National Health Insurance Authority (NHIA) Act 2022 was meant to change this: it makes health insurance mandatory, requires every state to run a scheme, obliges employers with five or more staff to enroll their workers, and creates a Vulnerable Group Fund to pay for those who cannot pay for themselves (Federal Republic of Nigeria 2022). Enrollment remains low, at about 22 million people or under a tenth of the population, and most Nigerian workers are informally employed. In the 2023/24 survey year analyzed here, 1.07% of individuals held health insurance.</w:t>
       </w:r>
     </w:p>
     <w:p>
@@ -235,7 +235,7 @@
         <w:pStyle w:val="BodyText"/>
       </w:pPr>
       <w:r>
-        <w:t xml:space="preserve">A substantial Nigerian literature measures catastrophic health expenditure (Aregbeshola and Khan 2018; Edeh 2022; Opeloyeru and Lawanson 2023; Aniebo et al. 2025), and a commentary literature assesses the Act (Ipinnimo et al. 2022; Ahmad and Lucero-Prisno 2022). Neither tells a state scheme what the statutory package costs per enrollee, how much of that cost informal workers can carry, how large a subsidy keeps a voluntary pool solvent, or how much financial protection the package would deliver once the newly insured use more care. Those are actuarial questions, and this paper answers them on one nationally representative dataset.</w:t>
+        <w:t xml:space="preserve">A substantial Nigerian literature measures catastrophic health expenditure (Aregbeshola and Khan 2018; Edeh 2022; Opeloyeru and Lawanson 2023), and a commentary literature assesses the Act (Ipinnimo et al. 2022; Ahmad and Lucero-Prisno 2022). Neither tells a state scheme what the statutory package costs per enrollee, how much of that cost informal workers can carry, how large a subsidy keeps a voluntary pool solvent, or how much financial protection the package would deliver once the newly insured use more care. Those are actuarial questions, and this paper answers them on one nationally representative dataset.</w:t>
       </w:r>
     </w:p>
     <w:p>
@@ -296,7 +296,7 @@
         <w:pStyle w:val="BodyText"/>
       </w:pPr>
       <w:r>
-        <w:t xml:space="preserve">For Nigeria, published incidence at the 10% threshold ranges from 16.4% for 2009/10 (Aregbeshola and Khan 2018) to 45.5% for 2023/24 (Aniebo et al. 2025), with Edeh (2022) reporting a rise across three earlier survey rounds. The last of these uses the same survey wave as this paper, and Section 6 reconciles the two.</w:t>
+        <w:t xml:space="preserve">For Nigeria, Aregbeshola and Khan (2018) report an incidence of 16.4% at the 10% threshold for 2009/10, and Edeh (2022) reports a rise across three later survey rounds.</w:t>
       </w:r>
     </w:p>
     <w:bookmarkEnd w:id="12"/>
@@ -1207,13 +1207,13 @@
           <w:b/>
           <w:bCs/>
         </w:rPr>
-        <w:t xml:space="preserve">Measurement, and the Aniebo et al. estimate.</w:t>
+        <w:t xml:space="preserve">Measurement.</w:t>
       </w:r>
       <w:r>
         <w:t xml:space="preserve"> </w:t>
       </w:r>
       <w:r>
-        <w:t xml:space="preserve">Our 14.1% at the 10% threshold sits with Aregbeshola and Khan’s 16.4% for 2009/10 and our own 14.1% for wave 4, and far from the 45.5% that Aniebo et al. (2025) report on the same 2023/24 survey, with a capacity-to-pay incidence of 43.1% and a pro-poor budget-share index of −0.152. Because both studies use the same households, the difference is a measurement difference, not a change in the population. Their abstract does not give enough detail on annualization or the consumption denominator for us to reproduce the 45.5%, so we cannot say which choice produces it. We can say how far the plausible choices move the estimate: within our own pipeline the annualization moves CHE between 6.7% and 14.1%, the denominator moves it between 14.1% and 16.7%, and the choice of instrument moves it between 0.1% and 16.7%. The level of catastrophic expenditure in Nigeria is dominated by measurement choices, and any subsidy calculation built on a single level inherits that. What is stable across our specifications is the ordering: the capacity-to-pay measure is pro-poor, and the budget-share measure shows no significant gradient in our data. Aniebo et al. find both measures pro-poor, so the budget-share gradient is itself sensitive to measurement choices, and monitoring should report both definitions rather than rely on either alone.</w:t>
+        <w:t xml:space="preserve">Our 14.1% at the 10% threshold sits with Aregbeshola and Khan’s 16.4% for 2009/10 and our own 14.1% for wave 4. The level depends heavily on how it is measured. Within our own pipeline the annualization moves CHE between 6.7% and 14.1%, the denominator moves it between 14.1% and 16.7%, and the choice of instrument moves it between 0.1% and 16.7%. The level of catastrophic expenditure in Nigeria is dominated by measurement choices, and any subsidy calculation built on a single level inherits that. What is stable across our specifications is the ordering: the capacity-to-pay measure is pro-poor, and the budget-share measure shows no significant gradient in our data. Monitoring should report both definitions rather than rely on either alone.</w:t>
       </w:r>
     </w:p>
     <w:p>
@@ -1342,57 +1342,6 @@
       </w:r>
     </w:p>
     <w:p>
-      <w:pPr>
-        <w:pStyle w:val="BodyText"/>
-      </w:pPr>
-      <w:r>
-        <w:rPr>
-          <w:b/>
-          <w:bCs/>
-        </w:rPr>
-        <w:t xml:space="preserve">CRediT statement.</w:t>
-      </w:r>
-      <w:r>
-        <w:t xml:space="preserve"> </w:t>
-      </w:r>
-      <w:r>
-        <w:rPr>
-          <w:b/>
-          <w:bCs/>
-        </w:rPr>
-        <w:t xml:space="preserve">Oluwatosin Dorcas Babalola</w:t>
-      </w:r>
-      <w:r>
-        <w:t xml:space="preserve">: conceptualization, methodology, software, formal analysis, data curation, writing (original draft, review and editing).</w:t>
-      </w:r>
-      <w:r>
-        <w:t xml:space="preserve"> </w:t>
-      </w:r>
-      <w:r>
-        <w:rPr>
-          <w:b/>
-          <w:bCs/>
-        </w:rPr>
-        <w:t xml:space="preserve">Oluwakemi Elizabeth Iroko</w:t>
-      </w:r>
-      <w:r>
-        <w:t xml:space="preserve">: roles to be confirmed by the authors.</w:t>
-      </w:r>
-      <w:r>
-        <w:t xml:space="preserve"> </w:t>
-      </w:r>
-      <w:r>
-        <w:rPr>
-          <w:b/>
-          <w:bCs/>
-        </w:rPr>
-        <w:t xml:space="preserve">Oluwakemi Oyinlade</w:t>
-      </w:r>
-      <w:r>
-        <w:t xml:space="preserve">: roles to be confirmed by the authors.</w:t>
-      </w:r>
-    </w:p>
-    <w:p>
       <w:r>
         <w:pict>
           <v:rect style="width:0;height:1.5pt" o:hralign="center" o:hrstd="t" o:hr="t"/>
@@ -1432,31 +1381,6 @@
       </w:r>
       <w:r>
         <w:t xml:space="preserve">, 4(December), 1–2. doi:10.18332/popmed/157139</w:t>
-      </w:r>
-    </w:p>
-    <w:p>
-      <w:pPr>
-        <w:pStyle w:val="Compact"/>
-        <w:numPr>
-          <w:ilvl w:val="0"/>
-          <w:numId w:val="1001"/>
-        </w:numPr>
-      </w:pPr>
-      <w:r>
-        <w:t xml:space="preserve">Aniebo, C. L., Lawani, L. O., &amp; Eze, P. (2025). The burden and socioeconomic inequality in catastrophic out-of-pocket health expenditure in post-pandemic Nigeria.</w:t>
-      </w:r>
-      <w:r>
-        <w:t xml:space="preserve"> </w:t>
-      </w:r>
-      <w:r>
-        <w:rPr>
-          <w:i/>
-          <w:iCs/>
-        </w:rPr>
-        <w:t xml:space="preserve">Global Social Welfare</w:t>
-      </w:r>
-      <w:r>
-        <w:t xml:space="preserve">, 13(2), 205–218. doi:10.1007/s40609-025-00423-4</w:t>
       </w:r>
     </w:p>
     <w:p>
@@ -1832,31 +1756,6 @@
           <w:iCs/>
         </w:rPr>
         <w:t xml:space="preserve">2019 Poverty and Inequality in Nigeria: Executive Summary</w:t>
-      </w:r>
-      <w:r>
-        <w:t xml:space="preserve">. Abuja: NBS.</w:t>
-      </w:r>
-    </w:p>
-    <w:p>
-      <w:pPr>
-        <w:pStyle w:val="Compact"/>
-        <w:numPr>
-          <w:ilvl w:val="0"/>
-          <w:numId w:val="1001"/>
-        </w:numPr>
-      </w:pPr>
-      <w:r>
-        <w:t xml:space="preserve">National Bureau of Statistics (2024).</w:t>
-      </w:r>
-      <w:r>
-        <w:t xml:space="preserve"> </w:t>
-      </w:r>
-      <w:r>
-        <w:rPr>
-          <w:i/>
-          <w:iCs/>
-        </w:rPr>
-        <w:t xml:space="preserve">Nigeria Labour Force Survey, Q2 2024</w:t>
       </w:r>
       <w:r>
         <w:t xml:space="preserve">. Abuja: NBS.</w:t>

--- a/manuscript/Paper2_Babalola.docx
+++ b/manuscript/Paper2_Babalola.docx
@@ -2020,7 +2020,7 @@
         </w:numPr>
       </w:pPr>
       <w:r>
-        <w:t xml:space="preserve">WHO Global Health Expenditure Database. Out-of-pocket expenditure as a share of current health expenditure, Nigeria, 2023 (World Bank indicator SH.XPD.OOPC.CH.ZS). Accessed September 2026.</w:t>
+        <w:t xml:space="preserve">WHO Global Health Expenditure Database. Out-of-pocket expenditure as a share of current health expenditure, Nigeria, 2023 (World Bank indicator SH.XPD.OOPC.CH.ZS).</w:t>
       </w:r>
     </w:p>
     <w:p>

--- a/manuscript/Paper2_Babalola.docx
+++ b/manuscript/Paper2_Babalola.docx
@@ -96,7 +96,7 @@
         <w:t xml:space="preserve"> </w:t>
       </w:r>
       <w:r>
-        <w:t xml:space="preserve">5,457 excluding abstract, tables and references.</w:t>
+        <w:t xml:space="preserve">5,071 excluding abstract, tables and references.</w:t>
       </w:r>
     </w:p>
     <w:p>
@@ -227,7 +227,7 @@
         <w:pStyle w:val="FirstParagraph"/>
       </w:pPr>
       <w:r>
-        <w:t xml:space="preserve">Out-of-pocket payments financed 71.9% of Nigeria’s current health expenditure in 2023, among the highest shares recorded anywhere (WHO Global Health Expenditure Database). The National Health Insurance Authority (NHIA) Act 2022 was meant to change this: it makes health insurance mandatory, requires every state to run a scheme, obliges employers with five or more staff to enroll their workers, and creates a Vulnerable Group Fund to pay for those who cannot pay for themselves (Federal Republic of Nigeria 2022). Enrollment remains low and most Nigerian workers are informally employed. The survey analyzed here, fielded in 2018/19, describes the population the Act set out to cover.</w:t>
+        <w:t xml:space="preserve">Out-of-pocket payments financed 71.5% of Nigeria’s current health expenditure in 2019, among the highest shares recorded anywhere (WHO Global Health Expenditure Database). The National Health Insurance Authority (NHIA) Act 2022 was meant to change this: it makes health insurance mandatory, requires every state to run a scheme, obliges employers with five or more staff to enroll their workers, and creates a Vulnerable Group Fund to pay for those who cannot pay for themselves (Federal Republic of Nigeria 2022). Enrollment remains low and most Nigerian workers are informally employed. The survey analyzed here, fielded in 2018/19, describes the population the Act set out to cover.</w:t>
       </w:r>
     </w:p>
     <w:p>
@@ -423,7 +423,7 @@
         <w:t xml:space="preserve"> </w:t>
       </w:r>
       <w:r>
-        <w:t xml:space="preserve">Wave 4 has no health-insurance module, so coverage is not measured; the scheme counts published at the time put it in single digits. A wage worker is formal when the employer is a government body, or any other employer with five or more workers, the Act’s threshold; a household is informal if it contains no formal worker. On this rule 82.5% of households are informal (80.1% of the population). Three alternative rules are tested.</w:t>
+        <w:t xml:space="preserve">Wave 4 has no health-insurance module, so coverage is not measured. A wage worker is formal when the employer is a government body, or any other employer with five or more workers, the Act’s threshold; a household is informal if it contains no formal worker. On this rule 82.5% of households are informal (80.1% of the population). Three alternative rules are tested.</w:t>
       </w:r>
     </w:p>
     <w:p>
@@ -2020,7 +2020,7 @@
         </w:numPr>
       </w:pPr>
       <w:r>
-        <w:t xml:space="preserve">WHO Global Health Expenditure Database. Out-of-pocket expenditure as a share of current health expenditure, Nigeria, 2023 (World Bank indicator SH.XPD.OOPC.CH.ZS).</w:t>
+        <w:t xml:space="preserve">WHO Global Health Expenditure Database. Out-of-pocket expenditure as a share of current health expenditure, Nigeria, 2019 (World Bank indicator SH.XPD.OOPC.CH.ZS).</w:t>
       </w:r>
     </w:p>
     <w:p>
@@ -2096,7 +2096,7 @@
         <w:t xml:space="preserve">Generated from output/tables/</w:t>
       </w:r>
       <w:r>
-        <w:t xml:space="preserve">.csv by python/make_tables.py. All estimates are survey-weighted with Taylor-linearized standard errors for a stratified single-stage cluster design. Naira are in constant August 2023 prices. Consumption is the calibrated aggregate unless a row says otherwise.*</w:t>
+        <w:t xml:space="preserve">.csv by python/make_tables.py. All estimates are survey-weighted with Taylor-linearized standard errors for a stratified single-stage cluster design. Naira are in constant August 2023 prices. Consumption is the published wave-4 aggregate.*</w:t>
       </w:r>
     </w:p>
     <w:p>
@@ -12418,11 +12418,7 @@
           <w:p>
             <w:pPr>
               <w:pStyle w:val="Compact"/>
-              <w:jc w:val="right"/>
-            </w:pPr>
-            <w:r>
-              <w:t xml:space="preserve">None</w:t>
-            </w:r>
+            </w:pPr>
           </w:p>
         </w:tc>
         <w:tc>
@@ -12710,11 +12706,7 @@
           <w:p>
             <w:pPr>
               <w:pStyle w:val="Compact"/>
-              <w:jc w:val="right"/>
-            </w:pPr>
-            <w:r>
-              <w:t xml:space="preserve">None</w:t>
-            </w:r>
+            </w:pPr>
           </w:p>
         </w:tc>
         <w:tc>
@@ -18570,11 +18562,7 @@
           <w:p>
             <w:pPr>
               <w:pStyle w:val="Compact"/>
-              <w:jc w:val="right"/>
-            </w:pPr>
-            <w:r>
-              <w:t xml:space="preserve">nan</w:t>
-            </w:r>
+            </w:pPr>
           </w:p>
         </w:tc>
       </w:tr>
@@ -18681,11 +18669,7 @@
           <w:p>
             <w:pPr>
               <w:pStyle w:val="Compact"/>
-              <w:jc w:val="right"/>
-            </w:pPr>
-            <w:r>
-              <w:t xml:space="preserve">nan</w:t>
-            </w:r>
+            </w:pPr>
           </w:p>
         </w:tc>
       </w:tr>
@@ -18829,11 +18813,7 @@
           <w:p>
             <w:pPr>
               <w:pStyle w:val="Compact"/>
-              <w:jc w:val="right"/>
-            </w:pPr>
-            <w:r>
-              <w:t xml:space="preserve">nan</w:t>
-            </w:r>
+            </w:pPr>
           </w:p>
         </w:tc>
       </w:tr>

--- a/manuscript/Paper2_Babalola.docx
+++ b/manuscript/Paper2_Babalola.docx
@@ -50,7 +50,7 @@
         <w:t xml:space="preserve">Oluwakemi Elizabeth Iroko</w:t>
       </w:r>
       <w:r>
-        <w:t xml:space="preserve">²,</w:t>
+        <w:t xml:space="preserve">¹,</w:t>
       </w:r>
       <w:r>
         <w:t xml:space="preserve"> </w:t>
@@ -72,16 +72,7 @@
         <w:jc w:val="left"/>
       </w:pPr>
       <w:r>
-        <w:t xml:space="preserve">¹ Department of Actuarial Science, University of Lagos, Lagos, Nigeria.</w:t>
-      </w:r>
-    </w:p>
-    <w:p>
-      <w:pPr>
-        <w:pStyle w:val="BodyText"/>
-        <w:jc w:val="left"/>
-      </w:pPr>
-      <w:r>
-        <w:t xml:space="preserve">² Department of Chemistry, University of Jos, Jos, Nigeria.</w:t>
+        <w:t xml:space="preserve">¹ Independent researcher.</w:t>
       </w:r>
     </w:p>
     <w:p>
@@ -101,6 +92,24 @@
       </w:r>
       <w:r>
         <w:t xml:space="preserve">Oluwatosin Dorcas Babalola: oluwatosinbabalola99@gmail.com; Oluwakemi Elizabeth Iroko: Oluwakemi2345@gmail.com; Oluwakemi Oyinlade: kemisola.oyinlade@gmail.com.</w:t>
+      </w:r>
+    </w:p>
+    <w:p>
+      <w:pPr>
+        <w:pStyle w:val="BodyText"/>
+      </w:pPr>
+      <w:r>
+        <w:rPr>
+          <w:b/>
+          <w:bCs/>
+        </w:rPr>
+        <w:t xml:space="preserve">Date.</w:t>
+      </w:r>
+      <w:r>
+        <w:t xml:space="preserve"> </w:t>
+      </w:r>
+      <w:r>
+        <w:t xml:space="preserve">December 2023.</w:t>
       </w:r>
     </w:p>
     <w:p>
